--- a/ДОКУМЕНТЫ/отчет_проектно-технологическая_MindFlow_черновик.docx
+++ b/ДОКУМЕНТЫ/отчет_проектно-технологическая_MindFlow_черновик.docx
@@ -1432,18 +1432,6 @@
       </w:pPr>
       <w:r>
         <w:t>Соответствие состояний, сетов и ролей задаётся в lib/shared/audio/soundscape_config.dart. Конфигурация содержит путь к файлу каждой роли и параметры длительности цикла. Для состояния «Стресс» третий сет подключён к конфигурации и содержит четыре согласованных FLAC-файла: drone, pad, texture и pulse. Все четыре файла имеют по 14 628 572 кадра, что соответствует 304,761917 секунды при 48 кГц.</w:t>
-      </w:r>
-    </w:p>
-    <w:p>
-      <w:pPr>
-        <w:pStyle w:val="11"/>
-        <w:keepLines/>
-        <w:spacing w:after="100" w:line="269" w:lineRule="auto"/>
-        <w:ind w:firstLine="708"/>
-        <w:jc w:val="both"/>
-      </w:pPr>
-      <w:r>
-        <w:t>Автор практики подтверждает, что все аудиоматериалы MindFlow принадлежат ему. Уникальные варианты звуковых сцен подготовлены из его аудиослоёв для генеративной сборки и микширования.</w:t>
       </w:r>
     </w:p>
     <w:tbl>
